--- a/arb/docx/55.content.docx
+++ b/arb/docx/55.content.docx
@@ -3509,20 +3509,14 @@
         </w:rPr>
         <w:t xml:space="preserve">، "ك"، و"نفسك" إلى تيموثاوس، وعليه فهي بصيغة المفرد. سنناقش ملاحظة الاستثناء الوحيد في </w:t>
       </w:r>
-      <w:hyperlink r:id="rId13">
-        <w:r>
-          <w:rPr>
-            <w:rtl/>
-            <w:cs/>
-            <w:lang w:val="ar_AE" w:bidi="ar_AE"/>
-          </w:rPr>
-          <w:rPr>
-            <w:color w:val="0000EE"/>
-            <w:u w:val="single"/>
-          </w:rPr>
-          <w:t>4: 22</w:t>
-        </w:r>
-      </w:hyperlink>
+      <w:r>
+        <w:rPr>
+          <w:rtl/>
+          <w:cs/>
+          <w:lang w:val="ar_AE" w:bidi="ar_AE"/>
+        </w:rPr>
+        <w:t>4: 22</w:t>
+      </w:r>
       <w:r>
         <w:rPr>
           <w:rtl/>
@@ -5910,20 +5904,14 @@
         </w:rPr>
         <w:t xml:space="preserve"> إلى حقيقة إيمان تيموثاوس الصادق (انظر </w:t>
       </w:r>
-      <w:hyperlink r:id="rId14">
-        <w:r>
-          <w:rPr>
-            <w:rtl/>
-            <w:cs/>
-            <w:lang w:val="ar_AE" w:bidi="ar_AE"/>
-          </w:rPr>
-          <w:rPr>
-            <w:color w:val="0000EE"/>
-            <w:u w:val="single"/>
-          </w:rPr>
-          <w:t>1: 5</w:t>
-        </w:r>
-      </w:hyperlink>
+      <w:r>
+        <w:rPr>
+          <w:rtl/>
+          <w:cs/>
+          <w:lang w:val="ar_AE" w:bidi="ar_AE"/>
+        </w:rPr>
+        <w:t>1: 5</w:t>
+      </w:r>
       <w:r>
         <w:rPr>
           <w:rtl/>
@@ -6842,20 +6830,14 @@
         </w:rPr>
         <w:t xml:space="preserve"> لتوضيح السبب الذي يدفع تيموثاوس إلى تنشيط موهبته (</w:t>
       </w:r>
-      <w:hyperlink r:id="rId15">
-        <w:r>
-          <w:rPr>
-            <w:rtl/>
-            <w:cs/>
-            <w:lang w:val="ar_AE" w:bidi="ar_AE"/>
-          </w:rPr>
-          <w:rPr>
-            <w:color w:val="0000EE"/>
-            <w:u w:val="single"/>
-          </w:rPr>
-          <w:t>1: 6</w:t>
-        </w:r>
-      </w:hyperlink>
+      <w:r>
+        <w:rPr>
+          <w:rtl/>
+          <w:cs/>
+          <w:lang w:val="ar_AE" w:bidi="ar_AE"/>
+        </w:rPr>
+        <w:t>1: 6</w:t>
+      </w:r>
       <w:r>
         <w:rPr>
           <w:rtl/>
@@ -11861,20 +11843,14 @@
         </w:rPr>
         <w:t xml:space="preserve"> إلى حقيقة أن بولس عينه الله مبشرًا ورسولًا ومعلمًا (انظر </w:t>
       </w:r>
-      <w:hyperlink r:id="rId16">
-        <w:r>
-          <w:rPr>
-            <w:rtl/>
-            <w:cs/>
-            <w:lang w:val="ar_AE" w:bidi="ar_AE"/>
-          </w:rPr>
-          <w:rPr>
-            <w:color w:val="0000EE"/>
-            <w:u w:val="single"/>
-          </w:rPr>
-          <w:t>1: 11</w:t>
-        </w:r>
-      </w:hyperlink>
+      <w:r>
+        <w:rPr>
+          <w:rtl/>
+          <w:cs/>
+          <w:lang w:val="ar_AE" w:bidi="ar_AE"/>
+        </w:rPr>
+        <w:t>1: 11</w:t>
+      </w:r>
       <w:r>
         <w:rPr>
           <w:rtl/>
@@ -12055,20 +12031,14 @@
         </w:rPr>
         <w:t xml:space="preserve"> التي عاناها، ولكن من سياق الرسالة، كان تيموثاوس سيعرف أنه يشير إلى معاناة سجنه (انظر </w:t>
       </w:r>
-      <w:hyperlink r:id="rId17">
-        <w:r>
-          <w:rPr>
-            <w:rtl/>
-            <w:cs/>
-            <w:lang w:val="ar_AE" w:bidi="ar_AE"/>
-          </w:rPr>
-          <w:rPr>
-            <w:color w:val="0000EE"/>
-            <w:u w:val="single"/>
-          </w:rPr>
-          <w:t>2: 9</w:t>
-        </w:r>
-      </w:hyperlink>
+      <w:r>
+        <w:rPr>
+          <w:rtl/>
+          <w:cs/>
+          <w:lang w:val="ar_AE" w:bidi="ar_AE"/>
+        </w:rPr>
+        <w:t>2: 9</w:t>
+      </w:r>
       <w:r>
         <w:rPr>
           <w:rtl/>
@@ -17507,20 +17477,14 @@
         </w:rPr>
         <w:t xml:space="preserve">هنا، بولس يكرر طلبه إلى الله بمباركة أنيسيفورس. أعد صياغة العبارة بمثال يبرز مفهوم بركة الرحمة في ثقافتك. وتأمل ما ترجمته قبلًا في </w:t>
       </w:r>
-      <w:hyperlink r:id="rId18">
-        <w:r>
-          <w:rPr>
-            <w:rtl/>
-            <w:cs/>
-            <w:lang w:val="ar_AE" w:bidi="ar_AE"/>
-          </w:rPr>
-          <w:rPr>
-            <w:color w:val="0000EE"/>
-            <w:u w:val="single"/>
-          </w:rPr>
-          <w:t>1: 16</w:t>
-        </w:r>
-      </w:hyperlink>
+      <w:r>
+        <w:rPr>
+          <w:rtl/>
+          <w:cs/>
+          <w:lang w:val="ar_AE" w:bidi="ar_AE"/>
+        </w:rPr>
+        <w:t>1: 16</w:t>
+      </w:r>
       <w:r>
         <w:rPr>
           <w:rtl/>
@@ -18389,20 +18353,14 @@
         </w:rPr>
         <w:t xml:space="preserve">: (1) استنتاجًا من مقطع </w:t>
       </w:r>
-      <w:hyperlink r:id="rId19">
-        <w:r>
-          <w:rPr>
-            <w:rtl/>
-            <w:cs/>
-            <w:lang w:val="ar_AE" w:bidi="ar_AE"/>
-          </w:rPr>
-          <w:rPr>
-            <w:color w:val="0000EE"/>
-            <w:u w:val="single"/>
-          </w:rPr>
-          <w:t>1: 15–18</w:t>
-        </w:r>
-      </w:hyperlink>
+      <w:r>
+        <w:rPr>
+          <w:rtl/>
+          <w:cs/>
+          <w:lang w:val="ar_AE" w:bidi="ar_AE"/>
+        </w:rPr>
+        <w:t>1: 15–18</w:t>
+      </w:r>
       <w:r>
         <w:rPr>
           <w:rtl/>
@@ -20662,20 +20620,14 @@
         </w:rPr>
         <w:t xml:space="preserve">. وبما أن بولس طلب من تيموثاوس في </w:t>
       </w:r>
-      <w:hyperlink r:id="rId20">
-        <w:r>
-          <w:rPr>
-            <w:rtl/>
-            <w:cs/>
-            <w:lang w:val="ar_AE" w:bidi="ar_AE"/>
-          </w:rPr>
-          <w:rPr>
-            <w:color w:val="0000EE"/>
-            <w:u w:val="single"/>
-          </w:rPr>
-          <w:t>2: 7</w:t>
-        </w:r>
-      </w:hyperlink>
+      <w:r>
+        <w:rPr>
+          <w:rtl/>
+          <w:cs/>
+          <w:lang w:val="ar_AE" w:bidi="ar_AE"/>
+        </w:rPr>
+        <w:t>2: 7</w:t>
+      </w:r>
       <w:r>
         <w:rPr>
           <w:rtl/>
@@ -20684,20 +20636,14 @@
         </w:rPr>
         <w:t xml:space="preserve"> أن يفكِّر مليًّا في الأمثلة التي قدَّمها في هذه الآية وفي </w:t>
       </w:r>
-      <w:hyperlink r:id="rId21">
-        <w:r>
-          <w:rPr>
-            <w:rtl/>
-            <w:cs/>
-            <w:lang w:val="ar_AE" w:bidi="ar_AE"/>
-          </w:rPr>
-          <w:rPr>
-            <w:color w:val="0000EE"/>
-            <w:u w:val="single"/>
-          </w:rPr>
-          <w:t>2: 5–6</w:t>
-        </w:r>
-      </w:hyperlink>
+      <w:r>
+        <w:rPr>
+          <w:rtl/>
+          <w:cs/>
+          <w:lang w:val="ar_AE" w:bidi="ar_AE"/>
+        </w:rPr>
+        <w:t>2: 5–6</w:t>
+      </w:r>
       <w:r>
         <w:rPr>
           <w:rtl/>
@@ -21761,20 +21707,14 @@
         </w:rPr>
         <w:t xml:space="preserve">، أي كما يريد يسوع. وبما أن بولس طلب من تيموثاوس في </w:t>
       </w:r>
-      <w:hyperlink r:id="rId20">
-        <w:r>
-          <w:rPr>
-            <w:rtl/>
-            <w:cs/>
-            <w:lang w:val="ar_AE" w:bidi="ar_AE"/>
-          </w:rPr>
-          <w:rPr>
-            <w:color w:val="0000EE"/>
-            <w:u w:val="single"/>
-          </w:rPr>
-          <w:t>2:7</w:t>
-        </w:r>
-      </w:hyperlink>
+      <w:r>
+        <w:rPr>
+          <w:rtl/>
+          <w:cs/>
+          <w:lang w:val="ar_AE" w:bidi="ar_AE"/>
+        </w:rPr>
+        <w:t>2:7</w:t>
+      </w:r>
       <w:r>
         <w:rPr>
           <w:rtl/>
@@ -21783,20 +21723,14 @@
         </w:rPr>
         <w:t xml:space="preserve"> أن يفكر مليًّا في الأمثلة التي قدَّمها في هذه الآية وفي </w:t>
       </w:r>
-      <w:hyperlink r:id="rId22">
-        <w:r>
-          <w:rPr>
-            <w:rtl/>
-            <w:cs/>
-            <w:lang w:val="ar_AE" w:bidi="ar_AE"/>
-          </w:rPr>
-          <w:rPr>
-            <w:color w:val="0000EE"/>
-            <w:u w:val="single"/>
-          </w:rPr>
-          <w:t>2:4</w:t>
-        </w:r>
-      </w:hyperlink>
+      <w:r>
+        <w:rPr>
+          <w:rtl/>
+          <w:cs/>
+          <w:lang w:val="ar_AE" w:bidi="ar_AE"/>
+        </w:rPr>
+        <w:t>2:4</w:t>
+      </w:r>
       <w:r>
         <w:rPr>
           <w:rtl/>
@@ -21805,20 +21739,14 @@
         </w:rPr>
         <w:t xml:space="preserve"> و</w:t>
       </w:r>
-      <w:hyperlink r:id="rId23">
-        <w:r>
-          <w:rPr>
-            <w:rtl/>
-            <w:cs/>
-            <w:lang w:val="ar_AE" w:bidi="ar_AE"/>
-          </w:rPr>
-          <w:rPr>
-            <w:color w:val="0000EE"/>
-            <w:u w:val="single"/>
-          </w:rPr>
-          <w:t>2:6</w:t>
-        </w:r>
-      </w:hyperlink>
+      <w:r>
+        <w:rPr>
+          <w:rtl/>
+          <w:cs/>
+          <w:lang w:val="ar_AE" w:bidi="ar_AE"/>
+        </w:rPr>
+        <w:t>2:6</w:t>
+      </w:r>
       <w:r>
         <w:rPr>
           <w:rtl/>
@@ -23022,20 +22950,14 @@
         </w:rPr>
         <w:t xml:space="preserve"> من ينال المكافآت إذا تعب واجتهد في خدمة يسوع. وبما أن بولس طلب من تيموثاوس في </w:t>
       </w:r>
-      <w:hyperlink r:id="rId20">
-        <w:r>
-          <w:rPr>
-            <w:rtl/>
-            <w:cs/>
-            <w:lang w:val="ar_AE" w:bidi="ar_AE"/>
-          </w:rPr>
-          <w:rPr>
-            <w:color w:val="0000EE"/>
-            <w:u w:val="single"/>
-          </w:rPr>
-          <w:t>2:7</w:t>
-        </w:r>
-      </w:hyperlink>
+      <w:r>
+        <w:rPr>
+          <w:rtl/>
+          <w:cs/>
+          <w:lang w:val="ar_AE" w:bidi="ar_AE"/>
+        </w:rPr>
+        <w:t>2:7</w:t>
+      </w:r>
       <w:r>
         <w:rPr>
           <w:rtl/>
@@ -23044,20 +22966,14 @@
         </w:rPr>
         <w:t xml:space="preserve"> أن يفكِّر مليًّا في الأمثلة التي قدَّمها في هذه الآية وفي </w:t>
       </w:r>
-      <w:hyperlink r:id="rId24">
-        <w:r>
-          <w:rPr>
-            <w:rtl/>
-            <w:cs/>
-            <w:lang w:val="ar_AE" w:bidi="ar_AE"/>
-          </w:rPr>
-          <w:rPr>
-            <w:color w:val="0000EE"/>
-            <w:u w:val="single"/>
-          </w:rPr>
-          <w:t>2:4–5</w:t>
-        </w:r>
-      </w:hyperlink>
+      <w:r>
+        <w:rPr>
+          <w:rtl/>
+          <w:cs/>
+          <w:lang w:val="ar_AE" w:bidi="ar_AE"/>
+        </w:rPr>
+        <w:t>2:4–5</w:t>
+      </w:r>
       <w:r>
         <w:rPr>
           <w:rtl/>
@@ -23616,20 +23532,14 @@
         </w:rPr>
         <w:t xml:space="preserve"> ما كتبه بولس عن الجنود والرياضيين والمزارعين (</w:t>
       </w:r>
-      <w:hyperlink r:id="rId25">
-        <w:r>
-          <w:rPr>
-            <w:rtl/>
-            <w:cs/>
-            <w:lang w:val="ar_AE" w:bidi="ar_AE"/>
-          </w:rPr>
-          <w:rPr>
-            <w:color w:val="0000EE"/>
-            <w:u w:val="single"/>
-          </w:rPr>
-          <w:t>2: 4–6</w:t>
-        </w:r>
-      </w:hyperlink>
+      <w:r>
+        <w:rPr>
+          <w:rtl/>
+          <w:cs/>
+          <w:lang w:val="ar_AE" w:bidi="ar_AE"/>
+        </w:rPr>
+        <w:t>2: 4–6</w:t>
+      </w:r>
       <w:r>
         <w:rPr>
           <w:rtl/>
@@ -30003,20 +29913,14 @@
         </w:rPr>
         <w:t xml:space="preserve"> هنا إلى ما كتبه بولس سابقًا. يتضمن ذلك الكلمة الموثوقة في </w:t>
       </w:r>
-      <w:hyperlink r:id="rId26">
-        <w:r>
-          <w:rPr>
-            <w:rtl/>
-            <w:cs/>
-            <w:lang w:val="ar_AE" w:bidi="ar_AE"/>
-          </w:rPr>
-          <w:rPr>
-            <w:color w:val="0000EE"/>
-            <w:u w:val="single"/>
-          </w:rPr>
-          <w:t>2: 11–13</w:t>
-        </w:r>
-      </w:hyperlink>
+      <w:r>
+        <w:rPr>
+          <w:rtl/>
+          <w:cs/>
+          <w:lang w:val="ar_AE" w:bidi="ar_AE"/>
+        </w:rPr>
+        <w:t>2: 11–13</w:t>
+      </w:r>
       <w:r>
         <w:rPr>
           <w:rtl/>
@@ -30025,20 +29929,14 @@
         </w:rPr>
         <w:t xml:space="preserve"> وربما أيضًا </w:t>
       </w:r>
-      <w:hyperlink r:id="rId27">
-        <w:r>
-          <w:rPr>
-            <w:rtl/>
-            <w:cs/>
-            <w:lang w:val="ar_AE" w:bidi="ar_AE"/>
-          </w:rPr>
-          <w:rPr>
-            <w:color w:val="0000EE"/>
-            <w:u w:val="single"/>
-          </w:rPr>
-          <w:t>2: 1–10</w:t>
-        </w:r>
-      </w:hyperlink>
+      <w:r>
+        <w:rPr>
+          <w:rtl/>
+          <w:cs/>
+          <w:lang w:val="ar_AE" w:bidi="ar_AE"/>
+        </w:rPr>
+        <w:t>2: 1–10</w:t>
+      </w:r>
       <w:r>
         <w:rPr>
           <w:rtl/>
@@ -32295,20 +32193,14 @@
         </w:rPr>
         <w:t xml:space="preserve"> مقارنة بكيفية تعامله مع "كلمة الحق" (</w:t>
       </w:r>
-      <w:hyperlink r:id="rId28">
-        <w:r>
-          <w:rPr>
-            <w:rtl/>
-            <w:cs/>
-            <w:lang w:val="ar_AE" w:bidi="ar_AE"/>
-          </w:rPr>
-          <w:rPr>
-            <w:color w:val="0000EE"/>
-            <w:u w:val="single"/>
-          </w:rPr>
-          <w:t>2: 15</w:t>
-        </w:r>
-      </w:hyperlink>
+      <w:r>
+        <w:rPr>
+          <w:rtl/>
+          <w:cs/>
+          <w:lang w:val="ar_AE" w:bidi="ar_AE"/>
+        </w:rPr>
+        <w:t>2: 15</w:t>
+      </w:r>
       <w:r>
         <w:rPr>
           <w:rtl/>
@@ -32729,20 +32621,14 @@
         </w:rPr>
         <w:t xml:space="preserve">. وعندما أشار بولس إلى "كَلِمَتُهُمْ" في </w:t>
       </w:r>
-      <w:hyperlink r:id="rId29">
-        <w:r>
-          <w:rPr>
-            <w:rtl/>
-            <w:cs/>
-            <w:lang w:val="ar_AE" w:bidi="ar_AE"/>
-          </w:rPr>
-          <w:rPr>
-            <w:color w:val="0000EE"/>
-            <w:u w:val="single"/>
-          </w:rPr>
-          <w:t>2:17</w:t>
-        </w:r>
-      </w:hyperlink>
+      <w:r>
+        <w:rPr>
+          <w:rtl/>
+          <w:cs/>
+          <w:lang w:val="ar_AE" w:bidi="ar_AE"/>
+        </w:rPr>
+        <w:t>2:17</w:t>
+      </w:r>
       <w:r>
         <w:rPr>
           <w:rtl/>
@@ -33352,20 +33238,14 @@
         </w:rPr>
         <w:t xml:space="preserve">" التي ذكرها في </w:t>
       </w:r>
-      <w:hyperlink r:id="rId30">
-        <w:r>
-          <w:rPr>
-            <w:rtl/>
-            <w:cs/>
-            <w:lang w:val="ar_AE" w:bidi="ar_AE"/>
-          </w:rPr>
-          <w:rPr>
-            <w:color w:val="0000EE"/>
-            <w:u w:val="single"/>
-          </w:rPr>
-          <w:t>2: 16</w:t>
-        </w:r>
-      </w:hyperlink>
+      <w:r>
+        <w:rPr>
+          <w:rtl/>
+          <w:cs/>
+          <w:lang w:val="ar_AE" w:bidi="ar_AE"/>
+        </w:rPr>
+        <w:t>2: 16</w:t>
+      </w:r>
       <w:r>
         <w:rPr>
           <w:rtl/>
@@ -35470,20 +35350,14 @@
         </w:rPr>
         <w:t xml:space="preserve">قدَّم بولس هنا اقتباسًا وملخصًا جاء كلاهما من العهد القديم. الاقتباس الأول مأخوذ من سفر العدد </w:t>
       </w:r>
-      <w:hyperlink r:id="rId31">
-        <w:r>
-          <w:rPr>
-            <w:rtl/>
-            <w:cs/>
-            <w:lang w:val="ar_AE" w:bidi="ar_AE"/>
-          </w:rPr>
-          <w:rPr>
-            <w:color w:val="0000EE"/>
-            <w:u w:val="single"/>
-          </w:rPr>
-          <w:t>16: 5</w:t>
-        </w:r>
-      </w:hyperlink>
+      <w:r>
+        <w:rPr>
+          <w:rtl/>
+          <w:cs/>
+          <w:lang w:val="ar_AE" w:bidi="ar_AE"/>
+        </w:rPr>
+        <w:t>16: 5</w:t>
+      </w:r>
       <w:r>
         <w:rPr>
           <w:rtl/>
@@ -37917,20 +37791,14 @@
         </w:rPr>
         <w:t xml:space="preserve"> إلى: (1) ما ذكره بولس في </w:t>
       </w:r>
-      <w:hyperlink r:id="rId32">
-        <w:r>
-          <w:rPr>
-            <w:rtl/>
-            <w:cs/>
-            <w:lang w:val="ar_AE" w:bidi="ar_AE"/>
-          </w:rPr>
-          <w:rPr>
-            <w:color w:val="0000EE"/>
-            <w:u w:val="single"/>
-          </w:rPr>
-          <w:t>2: 16–18</w:t>
-        </w:r>
-      </w:hyperlink>
+      <w:r>
+        <w:rPr>
+          <w:rtl/>
+          <w:cs/>
+          <w:lang w:val="ar_AE" w:bidi="ar_AE"/>
+        </w:rPr>
+        <w:t>2: 16–18</w:t>
+      </w:r>
       <w:r>
         <w:rPr>
           <w:rtl/>
@@ -37939,20 +37807,14 @@
         </w:rPr>
         <w:t xml:space="preserve"> بشأن ما يفعله المعلمون الكذبة وما يقولونه. يتركز الاهتمام هنا على الفجور والتعليم الكاذب. الترجمة البديلة: "من الفجور والتعليم الكاذب" أو "هذه الأمور الأثيمة" أو (2) أواني الهوان التي أشار إليها بولس في </w:t>
       </w:r>
-      <w:hyperlink r:id="rId33">
-        <w:r>
-          <w:rPr>
-            <w:rtl/>
-            <w:cs/>
-            <w:lang w:val="ar_AE" w:bidi="ar_AE"/>
-          </w:rPr>
-          <w:rPr>
-            <w:color w:val="0000EE"/>
-            <w:u w:val="single"/>
-          </w:rPr>
-          <w:t>2: 20</w:t>
-        </w:r>
-      </w:hyperlink>
+      <w:r>
+        <w:rPr>
+          <w:rtl/>
+          <w:cs/>
+          <w:lang w:val="ar_AE" w:bidi="ar_AE"/>
+        </w:rPr>
+        <w:t>2: 20</w:t>
+      </w:r>
       <w:r>
         <w:rPr>
           <w:rtl/>
@@ -42092,20 +41954,14 @@
         </w:rPr>
         <w:t xml:space="preserve">هنا يتحدث بولس عن المجادلة والمشاجرة في المجماعة كما لو كانت خصومة. لك إعادة صياغة العباة للتوضيح مظهرًا الأسلوب البلاغي المشابه في </w:t>
       </w:r>
-      <w:hyperlink r:id="rId34">
-        <w:r>
-          <w:rPr>
-            <w:rtl/>
-            <w:cs/>
-            <w:lang w:val="ar_AE" w:bidi="ar_AE"/>
-          </w:rPr>
-          <w:rPr>
-            <w:color w:val="0000EE"/>
-            <w:u w:val="single"/>
-          </w:rPr>
-          <w:t>2: 23</w:t>
-        </w:r>
-      </w:hyperlink>
+      <w:r>
+        <w:rPr>
+          <w:rtl/>
+          <w:cs/>
+          <w:lang w:val="ar_AE" w:bidi="ar_AE"/>
+        </w:rPr>
+        <w:t>2: 23</w:t>
+      </w:r>
       <w:r>
         <w:rPr>
           <w:rtl/>
@@ -42630,20 +42486,14 @@
         </w:rPr>
         <w:t>: (1) "عبد الرب" (</w:t>
       </w:r>
-      <w:hyperlink r:id="rId35">
-        <w:r>
-          <w:rPr>
-            <w:rtl/>
-            <w:cs/>
-            <w:lang w:val="ar_AE" w:bidi="ar_AE"/>
-          </w:rPr>
-          <w:rPr>
-            <w:color w:val="0000EE"/>
-            <w:u w:val="single"/>
-          </w:rPr>
-          <w:t>2: 24</w:t>
-        </w:r>
-      </w:hyperlink>
+      <w:r>
+        <w:rPr>
+          <w:rtl/>
+          <w:cs/>
+          <w:lang w:val="ar_AE" w:bidi="ar_AE"/>
+        </w:rPr>
+        <w:t>2: 24</w:t>
+      </w:r>
       <w:r>
         <w:rPr>
           <w:rtl/>
@@ -45041,20 +44891,14 @@
         </w:rPr>
         <w:t xml:space="preserve"> على المؤمنين بسبب ما يفعله ويقوله الآخرون مما قد يضرهم أو يؤذيهم (انظر </w:t>
       </w:r>
-      <w:hyperlink r:id="rId36">
-        <w:r>
-          <w:rPr>
-            <w:rtl/>
-            <w:cs/>
-            <w:lang w:val="ar_AE" w:bidi="ar_AE"/>
-          </w:rPr>
-          <w:rPr>
-            <w:color w:val="0000EE"/>
-            <w:u w:val="single"/>
-          </w:rPr>
-          <w:t>3: 2–5</w:t>
-        </w:r>
-      </w:hyperlink>
+      <w:r>
+        <w:rPr>
+          <w:rtl/>
+          <w:cs/>
+          <w:lang w:val="ar_AE" w:bidi="ar_AE"/>
+        </w:rPr>
+        <w:t>3: 2–5</w:t>
+      </w:r>
       <w:r>
         <w:rPr>
           <w:rtl/>
@@ -47452,20 +47296,14 @@
         </w:rPr>
         <w:t xml:space="preserve"> السببي لتوضيح السبب الذي يجعل تيموثاوس "يعرض عن هؤلاء" الأشخاص (انظر </w:t>
       </w:r>
-      <w:hyperlink r:id="rId37">
-        <w:r>
-          <w:rPr>
-            <w:rtl/>
-            <w:cs/>
-            <w:lang w:val="ar_AE" w:bidi="ar_AE"/>
-          </w:rPr>
-          <w:rPr>
-            <w:color w:val="0000EE"/>
-            <w:u w:val="single"/>
-          </w:rPr>
-          <w:t>3: 5</w:t>
-        </w:r>
-      </w:hyperlink>
+      <w:r>
+        <w:rPr>
+          <w:rtl/>
+          <w:cs/>
+          <w:lang w:val="ar_AE" w:bidi="ar_AE"/>
+        </w:rPr>
+        <w:t>3: 5</w:t>
+      </w:r>
       <w:r>
         <w:rPr>
           <w:rtl/>
@@ -47646,20 +47484,14 @@
         </w:rPr>
         <w:t xml:space="preserve"> كاسم للإشارة إلى الأشخاص الذين وصفهم في الآيات السابقة. قد تستخدم لغتك الصفات بالطريقة نفسها. إذا لم يكن الأمر كذلك، يمكنك ترجمة هذه الكلمة بعبارة مكافئة. انظر كيف تمت ترجمة الكلمة "هؤلاء" في </w:t>
       </w:r>
-      <w:hyperlink r:id="rId37">
-        <w:r>
-          <w:rPr>
-            <w:rtl/>
-            <w:cs/>
-            <w:lang w:val="ar_AE" w:bidi="ar_AE"/>
-          </w:rPr>
-          <w:rPr>
-            <w:color w:val="0000EE"/>
-            <w:u w:val="single"/>
-          </w:rPr>
-          <w:t>3:5</w:t>
-        </w:r>
-      </w:hyperlink>
+      <w:r>
+        <w:rPr>
+          <w:rtl/>
+          <w:cs/>
+          <w:lang w:val="ar_AE" w:bidi="ar_AE"/>
+        </w:rPr>
+        <w:t>3:5</w:t>
+      </w:r>
       <w:r>
         <w:rPr>
           <w:rtl/>
@@ -49628,20 +49460,14 @@
         </w:rPr>
         <w:t xml:space="preserve">من تنفيذ ما أمره به الله. يمكنك قراءة هذه القصة في </w:t>
       </w:r>
-      <w:hyperlink r:id="rId38">
-        <w:r>
-          <w:rPr>
-            <w:rtl/>
-            <w:cs/>
-            <w:lang w:val="ar_AE" w:bidi="ar_AE"/>
-          </w:rPr>
-          <w:rPr>
-            <w:color w:val="0000EE"/>
-            <w:u w:val="single"/>
-          </w:rPr>
-          <w:t>خروج 7: 8–13</w:t>
-        </w:r>
-      </w:hyperlink>
+      <w:r>
+        <w:rPr>
+          <w:rtl/>
+          <w:cs/>
+          <w:lang w:val="ar_AE" w:bidi="ar_AE"/>
+        </w:rPr>
+        <w:t>خروج 7: 8–13</w:t>
+      </w:r>
       <w:r>
         <w:rPr>
           <w:rtl/>
@@ -49985,20 +49811,14 @@
         </w:rPr>
         <w:t xml:space="preserve">هنا، كما في </w:t>
       </w:r>
-      <w:hyperlink r:id="rId37">
-        <w:r>
-          <w:rPr>
-            <w:rtl/>
-            <w:cs/>
-            <w:lang w:val="ar_AE" w:bidi="ar_AE"/>
-          </w:rPr>
-          <w:rPr>
-            <w:color w:val="0000EE"/>
-            <w:u w:val="single"/>
-          </w:rPr>
-          <w:t>3: 5</w:t>
-        </w:r>
-      </w:hyperlink>
+      <w:r>
+        <w:rPr>
+          <w:rtl/>
+          <w:cs/>
+          <w:lang w:val="ar_AE" w:bidi="ar_AE"/>
+        </w:rPr>
+        <w:t>3: 5</w:t>
+      </w:r>
       <w:r>
         <w:rPr>
           <w:rtl/>
@@ -51366,20 +51186,14 @@
         </w:rPr>
         <w:t xml:space="preserve"> تشير إلى ما سيقع على هؤلاء المعلمين الكذبة على النقيض مما يحاولون فعله، وهو مقاومة الحق (انظر </w:t>
       </w:r>
-      <w:hyperlink r:id="rId39">
-        <w:r>
-          <w:rPr>
-            <w:rtl/>
-            <w:cs/>
-            <w:lang w:val="ar_AE" w:bidi="ar_AE"/>
-          </w:rPr>
-          <w:rPr>
-            <w:color w:val="0000EE"/>
-            <w:u w:val="single"/>
-          </w:rPr>
-          <w:t>3: 8</w:t>
-        </w:r>
-      </w:hyperlink>
+      <w:r>
+        <w:rPr>
+          <w:rtl/>
+          <w:cs/>
+          <w:lang w:val="ar_AE" w:bidi="ar_AE"/>
+        </w:rPr>
+        <w:t>3: 8</w:t>
+      </w:r>
       <w:r>
         <w:rPr>
           <w:rtl/>
@@ -52539,20 +52353,14 @@
         </w:rPr>
         <w:t xml:space="preserve">هنا يشير بولس إلى كيف فشل سحرة فرعون في مقاومة موسى. لم يتمكنوا من تقليد بعض المعجزات التي صنعها موسى (انظر </w:t>
       </w:r>
-      <w:hyperlink r:id="rId40">
-        <w:r>
-          <w:rPr>
-            <w:rtl/>
-            <w:cs/>
-            <w:lang w:val="ar_AE" w:bidi="ar_AE"/>
-          </w:rPr>
-          <w:rPr>
-            <w:color w:val="0000EE"/>
-            <w:u w:val="single"/>
-          </w:rPr>
-          <w:t>خروج 8: 18–19</w:t>
-        </w:r>
-      </w:hyperlink>
+      <w:r>
+        <w:rPr>
+          <w:rtl/>
+          <w:cs/>
+          <w:lang w:val="ar_AE" w:bidi="ar_AE"/>
+        </w:rPr>
+        <w:t>خروج 8: 18–19</w:t>
+      </w:r>
       <w:r>
         <w:rPr>
           <w:rtl/>
@@ -52561,20 +52369,14 @@
         </w:rPr>
         <w:t xml:space="preserve">)، وتأثروا بمعجزات أخرى صنعها (انظر </w:t>
       </w:r>
-      <w:hyperlink r:id="rId41">
-        <w:r>
-          <w:rPr>
-            <w:rtl/>
-            <w:cs/>
-            <w:lang w:val="ar_AE" w:bidi="ar_AE"/>
-          </w:rPr>
-          <w:rPr>
-            <w:color w:val="0000EE"/>
-            <w:u w:val="single"/>
-          </w:rPr>
-          <w:t>9: 11</w:t>
-        </w:r>
-      </w:hyperlink>
+      <w:r>
+        <w:rPr>
+          <w:rtl/>
+          <w:cs/>
+          <w:lang w:val="ar_AE" w:bidi="ar_AE"/>
+        </w:rPr>
+        <w:t>9: 11</w:t>
+      </w:r>
       <w:r>
         <w:rPr>
           <w:rtl/>
@@ -63586,41 +63388,38 @@
         </w:rPr>
         <w:t xml:space="preserve">. بينما كتب بولس أن المسيحيين يجب ألا يسكروا (انظر </w:t>
       </w:r>
-      <w:hyperlink r:id="rId42">
-        <w:r>
-          <w:rPr>
-            <w:rtl/>
-            <w:cs/>
-            <w:lang w:val="ar_AE" w:bidi="ar_AE"/>
-          </w:rPr>
-          <w:rPr>
-            <w:color w:val="0000EE"/>
-            <w:u w:val="single"/>
-          </w:rPr>
-          <w:t>أفَسُس</w:t>
-        </w:r>
-      </w:hyperlink>
-      <w:hyperlink r:id="rId42">
-        <w:r>
-          <w:rPr>
-            <w:rtl/>
-            <w:cs/>
-            <w:lang w:val="ar_AE" w:bidi="ar_AE"/>
-          </w:rPr>
-          <w:rPr>
-            <w:color w:val="0000EE"/>
-            <w:u w:val="single"/>
-          </w:rPr>
-          <w:t xml:space="preserve"> </w:t>
-        </w:r>
-      </w:hyperlink>
-      <w:r>
-        <w:rPr>
-          <w:rtl/>
-          <w:cs/>
-          <w:lang w:val="ar_AE" w:bidi="ar_AE"/>
-        </w:rPr>
-        <w:t>5: 18)، هنا يعني في الأساس أن تيموثاوس يجب أن يتحكم في نفسه ويكون يقظًا. الترجمة البديلة: "تيقَّظ" أو "تعفف"</w:t>
+      <w:r>
+        <w:rPr>
+          <w:rtl/>
+          <w:cs/>
+          <w:lang w:val="ar_AE" w:bidi="ar_AE"/>
+        </w:rPr>
+        <w:t>أفَسُس</w:t>
+      </w:r>
+      <w:r>
+        <w:rPr>
+          <w:b/>
+          <w:rtl/>
+          <w:cs/>
+          <w:lang w:val="ar_AE" w:bidi="ar_AE"/>
+        </w:rPr>
+        <w:t xml:space="preserve"> </w:t>
+      </w:r>
+      <w:r>
+        <w:rPr>
+          <w:rtl/>
+          <w:cs/>
+          <w:lang w:val="ar_AE" w:bidi="ar_AE"/>
+        </w:rPr>
+        <w:t>5: 18</w:t>
+      </w:r>
+      <w:r>
+        <w:rPr>
+          <w:rtl/>
+          <w:cs/>
+          <w:lang w:val="ar_AE" w:bidi="ar_AE"/>
+        </w:rPr>
+        <w:t>)، هنا يعني في الأساس أن تيموثاوس يجب أن يتحكم في نفسه ويكون يقظًا. الترجمة البديلة: "تيقَّظ" أو "تعفف"</w:t>
       </w:r>
     </w:p>
     <w:p>
@@ -66981,20 +66780,14 @@
         </w:rPr>
         <w:t xml:space="preserve">يشير بولس هنا إلى اللحظة التي سيعود فيها الرب يسوع إلى هذا العالم، والتي ستشكل أيضًا نهاية الحاضر والوقت الذي سيقوم فيه الرب يسوع بدينونة الكل. كما راجع كيف شرحنا العبارة المشابهة في </w:t>
       </w:r>
-      <w:hyperlink r:id="rId43">
-        <w:r>
-          <w:rPr>
-            <w:rtl/>
-            <w:cs/>
-            <w:lang w:val="ar_AE" w:bidi="ar_AE"/>
-          </w:rPr>
-          <w:rPr>
-            <w:color w:val="0000EE"/>
-            <w:u w:val="single"/>
-          </w:rPr>
-          <w:t>1: 12</w:t>
-        </w:r>
-      </w:hyperlink>
+      <w:r>
+        <w:rPr>
+          <w:rtl/>
+          <w:cs/>
+          <w:lang w:val="ar_AE" w:bidi="ar_AE"/>
+        </w:rPr>
+        <w:t>1: 12</w:t>
+      </w:r>
       <w:r>
         <w:rPr>
           <w:rtl/>
@@ -67536,20 +67329,14 @@
         </w:rPr>
         <w:t xml:space="preserve">. تأمل شرحنا لهذه العبارة في </w:t>
       </w:r>
-      <w:hyperlink r:id="rId44">
-        <w:r>
-          <w:rPr>
-            <w:rtl/>
-            <w:cs/>
-            <w:lang w:val="ar_AE" w:bidi="ar_AE"/>
-          </w:rPr>
-          <w:rPr>
-            <w:color w:val="0000EE"/>
-            <w:u w:val="single"/>
-          </w:rPr>
-          <w:t>4: 1</w:t>
-        </w:r>
-      </w:hyperlink>
+      <w:r>
+        <w:rPr>
+          <w:rtl/>
+          <w:cs/>
+          <w:lang w:val="ar_AE" w:bidi="ar_AE"/>
+        </w:rPr>
+        <w:t>4: 1</w:t>
+      </w:r>
       <w:r>
         <w:rPr>
           <w:rtl/>
@@ -72621,20 +72408,14 @@
         </w:rPr>
         <w:t xml:space="preserve"> على عكس ما فعله بقية المؤمنين (انظر </w:t>
       </w:r>
-      <w:hyperlink r:id="rId45">
-        <w:r>
-          <w:rPr>
-            <w:rtl/>
-            <w:cs/>
-            <w:lang w:val="ar_AE" w:bidi="ar_AE"/>
-          </w:rPr>
-          <w:rPr>
-            <w:color w:val="0000EE"/>
-            <w:u w:val="single"/>
-          </w:rPr>
-          <w:t>4: 16</w:t>
-        </w:r>
-      </w:hyperlink>
+      <w:r>
+        <w:rPr>
+          <w:rtl/>
+          <w:cs/>
+          <w:lang w:val="ar_AE" w:bidi="ar_AE"/>
+        </w:rPr>
+        <w:t>4: 16</w:t>
+      </w:r>
       <w:r>
         <w:rPr>
           <w:rtl/>
@@ -74478,20 +74259,14 @@
         </w:rPr>
         <w:t xml:space="preserve"> هو اسم شخص. انظر كيف تًرجم سلفًا في </w:t>
       </w:r>
-      <w:hyperlink r:id="rId18">
-        <w:r>
-          <w:rPr>
-            <w:rtl/>
-            <w:cs/>
-            <w:lang w:val="ar_AE" w:bidi="ar_AE"/>
-          </w:rPr>
-          <w:rPr>
-            <w:color w:val="0000EE"/>
-            <w:u w:val="single"/>
-          </w:rPr>
-          <w:t>1: 16</w:t>
-        </w:r>
-      </w:hyperlink>
+      <w:r>
+        <w:rPr>
+          <w:rtl/>
+          <w:cs/>
+          <w:lang w:val="ar_AE" w:bidi="ar_AE"/>
+        </w:rPr>
+        <w:t>1: 16</w:t>
+      </w:r>
       <w:r>
         <w:rPr>
           <w:rtl/>
